--- a/docs/publication/releases/DS-013.docx
+++ b/docs/publication/releases/DS-013.docx
@@ -185,7 +185,7 @@
                 <w:color w:val="A7ABB3"/>
                 <w:sz w:val="24"/>
               </w:rPr>
-              <w:t>Version 0.3.2 — Draft</w:t>
+              <w:t>Version 0.4.1 — Draft</w:t>
             </w:r>
           </w:p>
           <w:p>
@@ -325,7 +325,7 @@
                 <w:color w:val="A7ABB3"/>
                 <w:sz w:val="18"/>
               </w:rPr>
-              <w:t>Source baseline commit: 34a65818d48f596122281075e18c6e5f36ec93b5</w:t>
+              <w:t>Source baseline commit: 8b5cf5bd0341d5d6f70c67302c8bce2069d0929a</w:t>
             </w:r>
           </w:p>
           <w:p>
@@ -341,7 +341,7 @@
                 <w:color w:val="A7ABB3"/>
                 <w:sz w:val="18"/>
               </w:rPr>
-              <w:t>Generation date: 2026-07-25T13:31:10-04:00</w:t>
+              <w:t>Generation date: 2026-07-25T16:51:31-04:00</w:t>
             </w:r>
           </w:p>
           <w:p>
@@ -511,7 +511,7 @@
                 <w:i w:val="0"/>
                 <w:sz w:val="19"/>
               </w:rPr>
-              <w:t>0.3.2</w:t>
+              <w:t>0.4.1</w:t>
             </w:r>
           </w:p>
         </w:tc>
@@ -721,7 +721,7 @@
                 <w:i w:val="0"/>
                 <w:sz w:val="19"/>
               </w:rPr>
-              <w:t>2026-07-24</w:t>
+              <w:t>2026-07-25</w:t>
             </w:r>
           </w:p>
         </w:tc>
@@ -850,6 +850,162 @@
                 <w:sz w:val="19"/>
               </w:rPr>
               <w:t>Summary</w:t>
+            </w:r>
+          </w:p>
+        </w:tc>
+      </w:tr>
+      <w:tr>
+        <w:tc>
+          <w:tcPr>
+            <w:tcW w:type="dxa" w:w="1008"/>
+          </w:tcPr>
+          <w:p>
+            <w:pPr>
+              <w:spacing w:after="80"/>
+            </w:pPr>
+            <w:r>
+              <w:rPr>
+                <w:rFonts w:ascii="Arial" w:hAnsi="Arial"/>
+                <w:b w:val="0"/>
+                <w:i w:val="0"/>
+                <w:sz w:val="19"/>
+              </w:rPr>
+              <w:t>0.4.1</w:t>
+            </w:r>
+          </w:p>
+        </w:tc>
+        <w:tc>
+          <w:tcPr>
+            <w:tcW w:type="dxa" w:w="1296"/>
+          </w:tcPr>
+          <w:p>
+            <w:pPr>
+              <w:spacing w:after="80"/>
+            </w:pPr>
+            <w:r>
+              <w:rPr>
+                <w:rFonts w:ascii="Arial" w:hAnsi="Arial"/>
+                <w:b w:val="0"/>
+                <w:i w:val="0"/>
+                <w:sz w:val="19"/>
+              </w:rPr>
+              <w:t>2026-07-25</w:t>
+            </w:r>
+          </w:p>
+        </w:tc>
+        <w:tc>
+          <w:tcPr>
+            <w:tcW w:type="dxa" w:w="2304"/>
+          </w:tcPr>
+          <w:p>
+            <w:pPr>
+              <w:spacing w:after="80"/>
+            </w:pPr>
+            <w:r>
+              <w:rPr>
+                <w:rFonts w:ascii="Arial" w:hAnsi="Arial"/>
+                <w:b w:val="0"/>
+                <w:i w:val="0"/>
+                <w:sz w:val="19"/>
+              </w:rPr>
+              <w:t>TheSinnerMan / Keeper</w:t>
+            </w:r>
+          </w:p>
+        </w:tc>
+        <w:tc>
+          <w:tcPr>
+            <w:tcW w:type="dxa" w:w="4464"/>
+          </w:tcPr>
+          <w:p>
+            <w:pPr>
+              <w:spacing w:after="80"/>
+            </w:pPr>
+            <w:r>
+              <w:rPr>
+                <w:rFonts w:ascii="Arial" w:hAnsi="Arial"/>
+                <w:b w:val="0"/>
+                <w:i w:val="0"/>
+                <w:sz w:val="19"/>
+              </w:rPr>
+              <w:t>Independent-audit repair (H3): the Founder Vision Completion Backlog Policy section, previously misnumbered "## 16." (skipping §§12–15 after §11 References/Appendix A), renumbered to the correct next-available "## 12." No section content changed.</w:t>
+            </w:r>
+          </w:p>
+        </w:tc>
+      </w:tr>
+      <w:tr>
+        <w:tc>
+          <w:tcPr>
+            <w:tcW w:type="dxa" w:w="1008"/>
+          </w:tcPr>
+          <w:p>
+            <w:pPr>
+              <w:spacing w:after="80"/>
+            </w:pPr>
+            <w:r>
+              <w:rPr>
+                <w:rFonts w:ascii="Arial" w:hAnsi="Arial"/>
+                <w:b w:val="0"/>
+                <w:i w:val="0"/>
+                <w:sz w:val="19"/>
+              </w:rPr>
+              <w:t>0.4.0</w:t>
+            </w:r>
+          </w:p>
+        </w:tc>
+        <w:tc>
+          <w:tcPr>
+            <w:tcW w:type="dxa" w:w="1296"/>
+          </w:tcPr>
+          <w:p>
+            <w:pPr>
+              <w:spacing w:after="80"/>
+            </w:pPr>
+            <w:r>
+              <w:rPr>
+                <w:rFonts w:ascii="Arial" w:hAnsi="Arial"/>
+                <w:b w:val="0"/>
+                <w:i w:val="0"/>
+                <w:sz w:val="19"/>
+              </w:rPr>
+              <w:t>2026-07-25</w:t>
+            </w:r>
+          </w:p>
+        </w:tc>
+        <w:tc>
+          <w:tcPr>
+            <w:tcW w:type="dxa" w:w="2304"/>
+          </w:tcPr>
+          <w:p>
+            <w:pPr>
+              <w:spacing w:after="80"/>
+            </w:pPr>
+            <w:r>
+              <w:rPr>
+                <w:rFonts w:ascii="Arial" w:hAnsi="Arial"/>
+                <w:b w:val="0"/>
+                <w:i w:val="0"/>
+                <w:sz w:val="19"/>
+              </w:rPr>
+              <w:t>TheSinnerMan / Keeper</w:t>
+            </w:r>
+          </w:p>
+        </w:tc>
+        <w:tc>
+          <w:tcPr>
+            <w:tcW w:type="dxa" w:w="4464"/>
+          </w:tcPr>
+          <w:p>
+            <w:pPr>
+              <w:spacing w:after="80"/>
+            </w:pPr>
+            <w:r>
+              <w:rPr>
+                <w:rFonts w:ascii="Arial" w:hAnsi="Arial"/>
+                <w:b w:val="0"/>
+                <w:i w:val="0"/>
+                <w:sz w:val="19"/>
+              </w:rPr>
+              <w:t>Founder Vision Completion amendment and cross-volume traceability, including Discord notification boundaries where applicable.</w:t>
             </w:r>
           </w:p>
         </w:tc>
@@ -15464,6 +15620,53 @@
         <w:t xml:space="preserve"> phase boundaries as Codex release-scope authority; multi-monitor commitment level, DS-BL-016) apply identically here and are not re-litigated.</w:t>
       </w:r>
     </w:p>
+    <w:p>
+      <w:pPr>
+        <w:pStyle w:val="Heading1"/>
+        <w:spacing w:before="480" w:after="240"/>
+        <w:pBdr>
+          <w:bottom w:val="single" w:sz="16" w:space="4" w:color="C8A45D"/>
+        </w:pBdr>
+      </w:pPr>
+      <w:r>
+        <w:rPr>
+          <w:rFonts w:ascii="Arial" w:hAnsi="Arial"/>
+          <w:b w:val="0"/>
+          <w:i w:val="0"/>
+          <w:color w:val="0B0B0D"/>
+          <w:sz w:val="44"/>
+        </w:rPr>
+        <w:t>12. Founder Vision Completion Backlog Policy</w:t>
+      </w:r>
+    </w:p>
+    <w:p>
+      <w:pPr>
+        <w:spacing w:after="120" w:line="288" w:lineRule="auto"/>
+      </w:pPr>
+      <w:r>
+        <w:rPr>
+          <w:rFonts w:ascii="Arial" w:hAnsi="Arial"/>
+          <w:b w:val="0"/>
+          <w:i w:val="0"/>
+          <w:sz w:val="21"/>
+        </w:rPr>
+        <w:t>Research Intelligence, the structured Trading Journal, daily/weekly reviews, bounded Sage research workflows, canonical Trade Intelligence Packages, advanced Portfolio Intelligence, integrated Strategy Lifecycle, contextual education, and Discord alerts are approved product direction and shall not be treated as disposable ideas merely because they are not MVP.</w:t>
+      </w:r>
+    </w:p>
+    <w:p>
+      <w:pPr>
+        <w:spacing w:after="120" w:line="288" w:lineRule="auto"/>
+      </w:pPr>
+      <w:r>
+        <w:rPr>
+          <w:rFonts w:ascii="Arial" w:hAnsi="Arial"/>
+          <w:b w:val="0"/>
+          <w:i w:val="0"/>
+          <w:sz w:val="21"/>
+        </w:rPr>
+        <w:t>Tax Intelligence and Personal Finance/Budgeting shall remain separate backlog domains. Safe progression may reward learning and discipline but never raw trade frequency, leverage, or profit without process/risk context. Political-trading intelligence belongs under evidence-governed Research Intelligence rather than as an isolated novelty.</w:t>
+      </w:r>
+    </w:p>
     <w:sectPr>
       <w:headerReference w:type="default" r:id="rId11"/>
       <w:footerReference w:type="default" r:id="rId12"/>
@@ -15608,7 +15811,7 @@
         <w:color w:val="A7ABB3"/>
         <w:sz w:val="15"/>
       </w:rPr>
-      <w:t>v0.3.2 — Draft  |  Classification: Internal</w:t>
+      <w:t>v0.4.1 — Draft  |  Classification: Internal</w:t>
     </w:r>
   </w:p>
   <w:p>
@@ -15621,7 +15824,7 @@
         <w:color w:val="A7ABB3"/>
         <w:sz w:val="14"/>
       </w:rPr>
-      <w:t>Generated from DS-013 v0.3.2 — baseline 34a65818d48f596122281075e18c6e5f36ec93b5</w:t>
+      <w:t>Generated from DS-013 v0.4.1 — baseline 8b5cf5bd0341d5d6f70c67302c8bce2069d0929a</w:t>
     </w:r>
   </w:p>
 </w:ftr>
@@ -15658,7 +15861,7 @@
         <w:color w:val="17181C"/>
         <w:sz w:val="17"/>
       </w:rPr>
-      <w:t>DarkSage — DS-013 — Feature Backlog</w:t>
+      <w:t>DarkSage — Feature Backlog</w:t>
     </w:r>
     <w:r>
       <w:tab/>
